--- a/FileExplorer_TechDoc.docx
+++ b/FileExplorer_TechDoc.docx
@@ -32517,6 +32517,127 @@
           </w:p>
         </w:tc>
       </w:tr>
+      <w:tr>
+        <w:trPr>
+          <w:tblHeader w:val="false"/>
+        </w:trPr>
+        <w:tc>
+          <w:tcPr>
+            <w:tcW w:type="dxa" w:w="720"/>
+            <w:tcBorders>
+              <w:top w:val="single" w:color="AAAAAA" w:sz="1"/>
+              <w:left w:val="single" w:color="AAAAAA" w:sz="1"/>
+              <w:bottom w:val="single" w:color="AAAAAA" w:sz="1"/>
+              <w:right w:val="single" w:color="AAAAAA" w:sz="1"/>
+            </w:tcBorders>
+            <w:tcMar>
+              <w:top w:type="dxa" w:w="80"/>
+              <w:left w:type="dxa" w:w="120"/>
+              <w:bottom w:type="dxa" w:w="80"/>
+              <w:right w:type="dxa" w:w="120"/>
+            </w:tcMar>
+          </w:tcPr>
+          <w:p>
+            <w:r>
+              <w:rPr>
+                <w:b w:val="false"/>
+                <w:bCs w:val="false"/>
+                <w:color w:val="000000"/>
+                <w:sz w:val="18"/>
+                <w:szCs w:val="18"/>
+              </w:rPr>
+              <w:t xml:space="preserve">1.7</w:t>
+            </w:r>
+          </w:p>
+        </w:tc>
+        <w:tc>
+          <w:tcPr>
+            <w:tcW w:type="dxa" w:w="1080"/>
+            <w:tcBorders>
+              <w:top w:val="single" w:color="AAAAAA" w:sz="1"/>
+              <w:left w:val="single" w:color="AAAAAA" w:sz="1"/>
+              <w:bottom w:val="single" w:color="AAAAAA" w:sz="1"/>
+              <w:right w:val="single" w:color="AAAAAA" w:sz="1"/>
+            </w:tcBorders>
+            <w:tcMar>
+              <w:top w:type="dxa" w:w="80"/>
+              <w:left w:type="dxa" w:w="120"/>
+              <w:bottom w:type="dxa" w:w="80"/>
+              <w:right w:type="dxa" w:w="120"/>
+            </w:tcMar>
+          </w:tcPr>
+          <w:p>
+            <w:r>
+              <w:rPr>
+                <w:b w:val="false"/>
+                <w:bCs w:val="false"/>
+                <w:color w:val="000000"/>
+                <w:sz w:val="18"/>
+                <w:szCs w:val="18"/>
+              </w:rPr>
+              <w:t xml:space="preserve">2026-05-18</w:t>
+            </w:r>
+          </w:p>
+        </w:tc>
+        <w:tc>
+          <w:tcPr>
+            <w:tcW w:type="dxa" w:w="5400"/>
+            <w:tcBorders>
+              <w:top w:val="single" w:color="AAAAAA" w:sz="1"/>
+              <w:left w:val="single" w:color="AAAAAA" w:sz="1"/>
+              <w:bottom w:val="single" w:color="AAAAAA" w:sz="1"/>
+              <w:right w:val="single" w:color="AAAAAA" w:sz="1"/>
+            </w:tcBorders>
+            <w:tcMar>
+              <w:top w:type="dxa" w:w="80"/>
+              <w:left w:type="dxa" w:w="120"/>
+              <w:bottom w:type="dxa" w:w="80"/>
+              <w:right w:type="dxa" w:w="120"/>
+            </w:tcMar>
+          </w:tcPr>
+          <w:p>
+            <w:r>
+              <w:rPr>
+                <w:b w:val="false"/>
+                <w:bCs w:val="false"/>
+                <w:color w:val="000000"/>
+                <w:sz w:val="18"/>
+                <w:szCs w:val="18"/>
+              </w:rPr>
+              <w:t xml:space="preserve">Session 2 enhancements &amp; bug fixes: (1) VS Designer compatibility — replaced five lambda event handlers in InitializeComponent with named methods (BtnBack_Click, BtnForward_Click, BtnUp_Click, ListView_DrawItem, ListView_DrawSubItem). (2) Navigation buttons changed from ◄/► to ←/→. (3) Folder size label always shows [filteredSize/totalSize]; sentinel value ‑1 means “not yet scanned” so 0-byte (empty/inaccessible) folders display [0 B/0 B] after scan. (4) Scan UI throttle: _lastScanUiMs gate caps BeginInvoke to ≤1 per 200 ms, preventing message-queue flooding that blocked form repainting. (5) ListView double-buffering enabled via reflection; SetSubItemText helper skips redundant assignments. (6) RefreshExpandedTreeNodes walks all currently visible tree nodes and refreshes their labels when a drive scan completes. (7) RefreshListSizes now uses a scanned flag (TryGetValue return value) so “calculating…” items are resolved to “0 B” for empty/inaccessible folders after the scan. (8) Throttled tick now calls RefreshExpandedTreeNodes(treeView.Nodes) instead of single-path UpdateNodeTextByPath, so labels update progressively during scan; UpdateNodeTextByPath removed as dead code.</w:t>
+            </w:r>
+          </w:p>
+        </w:tc>
+        <w:tc>
+          <w:tcPr>
+            <w:tcW w:type="dxa" w:w="2160"/>
+            <w:tcBorders>
+              <w:top w:val="single" w:color="AAAAAA" w:sz="1"/>
+              <w:left w:val="single" w:color="AAAAAA" w:sz="1"/>
+              <w:bottom w:val="single" w:color="AAAAAA" w:sz="1"/>
+              <w:right w:val="single" w:color="AAAAAA" w:sz="1"/>
+            </w:tcBorders>
+            <w:tcMar>
+              <w:top w:type="dxa" w:w="80"/>
+              <w:left w:type="dxa" w:w="120"/>
+              <w:bottom w:type="dxa" w:w="80"/>
+              <w:right w:type="dxa" w:w="120"/>
+            </w:tcMar>
+          </w:tcPr>
+          <w:p>
+            <w:r>
+              <w:rPr>
+                <w:b w:val="false"/>
+                <w:bCs w:val="false"/>
+                <w:color w:val="000000"/>
+                <w:sz w:val="18"/>
+                <w:szCs w:val="18"/>
+              </w:rPr>
+              <w:t xml:space="preserve">MainForm.cs, MainForm.Designer.cs</w:t>
+            </w:r>
+          </w:p>
+        </w:tc>
+      </w:tr>
     </w:tbl>
     <w:p>
       <w:pPr>
@@ -33264,6 +33385,528 @@
         </w:tc>
       </w:tr>
     </w:tbl>
+    <w:p>
+      <w:pPr>
+        <w:spacing w:after="0" w:before="0"/>
+      </w:pPr>
+      <w:r>
+        <w:t xml:space="preserve"/>
+      </w:r>
+    </w:p>
+    <w:p>
+      <w:pPr>
+        <w:spacing w:after="0" w:before="0"/>
+      </w:pPr>
+      <w:r>
+        <w:t xml:space="preserve"/>
+      </w:r>
+    </w:p>
+    <w:p>
+      <w:pPr>
+        <w:pStyle w:val="Heading1"/>
+        <w:shd w:fill="1F4E79" w:val="clear"/>
+        <w:spacing w:after="160" w:before="320"/>
+        <w:ind w:left="120" w:right="120"/>
+      </w:pPr>
+      <w:r>
+        <w:rPr>
+          <w:b/>
+          <w:bCs/>
+          <w:color w:val="FFFFFF"/>
+          <w:sz w:val="28"/>
+          <w:szCs w:val="28"/>
+        </w:rPr>
+        <w:t xml:space="preserve">12  Session 2 Changes  (2026-05-18)</w:t>
+      </w:r>
+    </w:p>
+    <w:p>
+      <w:pPr>
+        <w:spacing w:after="0" w:before="0"/>
+      </w:pPr>
+      <w:r>
+        <w:t xml:space="preserve"/>
+      </w:r>
+    </w:p>
+    <w:p>
+      <w:pPr>
+        <w:spacing w:after="0" w:before="0"/>
+      </w:pPr>
+      <w:r>
+        <w:t xml:space="preserve">This section documents all changes made during the second Claude Code session (May 18, 2026). All changes are in MainForm.cs and/or MainForm.Designer.cs unless stated otherwise.</w:t>
+      </w:r>
+    </w:p>
+    <w:p>
+      <w:pPr>
+        <w:spacing w:after="0" w:before="0"/>
+      </w:pPr>
+      <w:r>
+        <w:t xml:space="preserve"/>
+      </w:r>
+    </w:p>
+    <w:p>
+      <w:pPr>
+        <w:pStyle w:val="Heading2"/>
+        <w:pBdr>
+          <w:bottom w:val="single" w:color="2E75B6" w:sz="6" w:space="4"/>
+        </w:pBdr>
+        <w:spacing w:after="100" w:before="240"/>
+      </w:pPr>
+      <w:r>
+        <w:rPr>
+          <w:b/>
+          <w:bCs/>
+          <w:color w:val="2E75B6"/>
+          <w:sz w:val="24"/>
+          <w:szCs w:val="24"/>
+        </w:rPr>
+        <w:t xml:space="preserve">12.1  VS Designer Compatibility  (MainForm.Designer.cs)</w:t>
+      </w:r>
+    </w:p>
+    <w:p>
+      <w:pPr>
+        <w:spacing w:after="0" w:before="0"/>
+      </w:pPr>
+      <w:r>
+        <w:t xml:space="preserve">Visual Studio 2026 WinForms Designer uses its own code parser for InitializeComponent() that does not support lambda expressions. Five lambdas were replaced with named method references:</w:t>
+      </w:r>
+    </w:p>
+    <w:p>
+      <w:pPr>
+        <w:spacing w:after="0" w:before="0"/>
+      </w:pPr>
+      <w:r>
+        <w:t xml:space="preserve"/>
+      </w:r>
+    </w:p>
+    <w:p>
+      <w:pPr>
+        <w:spacing w:after="0" w:before="0"/>
+      </w:pPr>
+      <w:r>
+        <w:t xml:space="preserve">  •  btnBack.Click   →  BtnBack_Click</w:t>
+      </w:r>
+    </w:p>
+    <w:p>
+      <w:pPr>
+        <w:spacing w:after="0" w:before="0"/>
+      </w:pPr>
+      <w:r>
+        <w:t xml:space="preserve">  •  btnForward.Click  →  BtnForward_Click</w:t>
+      </w:r>
+    </w:p>
+    <w:p>
+      <w:pPr>
+        <w:spacing w:after="0" w:before="0"/>
+      </w:pPr>
+      <w:r>
+        <w:t xml:space="preserve">  •  btnUp.Click  →  BtnUp_Click</w:t>
+      </w:r>
+    </w:p>
+    <w:p>
+      <w:pPr>
+        <w:spacing w:after="0" w:before="0"/>
+      </w:pPr>
+      <w:r>
+        <w:t xml:space="preserve">  •  listView.DrawItem  →  ListView_DrawItem</w:t>
+      </w:r>
+    </w:p>
+    <w:p>
+      <w:pPr>
+        <w:spacing w:after="0" w:before="0"/>
+      </w:pPr>
+      <w:r>
+        <w:t xml:space="preserve">  •  listView.DrawSubItem  →  ListView_DrawSubItem</w:t>
+      </w:r>
+    </w:p>
+    <w:p>
+      <w:pPr>
+        <w:spacing w:after="0" w:before="0"/>
+      </w:pPr>
+      <w:r>
+        <w:t xml:space="preserve"/>
+      </w:r>
+    </w:p>
+    <w:p>
+      <w:pPr>
+        <w:spacing w:after="0" w:before="0"/>
+      </w:pPr>
+      <w:r>
+        <w:t xml:space="preserve">The five corresponding one-liner methods were added to MainForm.cs. The solution continues to build with 0 errors / 0 warnings and the Designer can now open the form without error.</w:t>
+      </w:r>
+    </w:p>
+    <w:p>
+      <w:pPr>
+        <w:spacing w:after="0" w:before="0"/>
+      </w:pPr>
+      <w:r>
+        <w:t xml:space="preserve"/>
+      </w:r>
+    </w:p>
+    <w:p>
+      <w:pPr>
+        <w:pStyle w:val="Heading2"/>
+        <w:pBdr>
+          <w:bottom w:val="single" w:color="2E75B6" w:sz="6" w:space="4"/>
+        </w:pBdr>
+        <w:spacing w:after="100" w:before="240"/>
+      </w:pPr>
+      <w:r>
+        <w:rPr>
+          <w:b/>
+          <w:bCs/>
+          <w:color w:val="2E75B6"/>
+          <w:sz w:val="24"/>
+          <w:szCs w:val="24"/>
+        </w:rPr>
+        <w:t xml:space="preserve">12.2  Navigation Button Glyphs  (MainForm.Designer.cs)</w:t>
+      </w:r>
+    </w:p>
+    <w:p>
+      <w:pPr>
+        <w:spacing w:after="0" w:before="0"/>
+      </w:pPr>
+      <w:r>
+        <w:t xml:space="preserve">Back and Forward button text changed from filled triangle characters ◄ / ► to standard Unicode arrows ← / → (U+2190, U+2192) for cleaner rendering on all DPI settings.</w:t>
+      </w:r>
+    </w:p>
+    <w:p>
+      <w:pPr>
+        <w:spacing w:after="0" w:before="0"/>
+      </w:pPr>
+      <w:r>
+        <w:t xml:space="preserve"/>
+      </w:r>
+    </w:p>
+    <w:p>
+      <w:pPr>
+        <w:pStyle w:val="Heading2"/>
+        <w:pBdr>
+          <w:bottom w:val="single" w:color="2E75B6" w:sz="6" w:space="4"/>
+        </w:pBdr>
+        <w:spacing w:after="100" w:before="240"/>
+      </w:pPr>
+      <w:r>
+        <w:rPr>
+          <w:b/>
+          <w:bCs/>
+          <w:color w:val="2E75B6"/>
+          <w:sz w:val="24"/>
+          <w:szCs w:val="24"/>
+        </w:rPr>
+        <w:t xml:space="preserve">12.3  Folder Size Display: ‑1 Sentinel  (MainForm.cs)</w:t>
+      </w:r>
+    </w:p>
+    <w:p>
+      <w:pPr>
+        <w:spacing w:after="0" w:before="0"/>
+      </w:pPr>
+      <w:r>
+        <w:t xml:space="preserve">FormatDirLabel previously returned the bare folder name whenever size ≤ 0, conflating two distinct states: “not yet scanned” (default 0 from TryGetValue miss) and “scanned, genuinely empty” (computed 0). Fix: use ‑1 as the “not yet scanned” sentinel.</w:t>
+      </w:r>
+    </w:p>
+    <w:p>
+      <w:pPr>
+        <w:spacing w:after="0" w:before="0"/>
+      </w:pPr>
+      <w:r>
+        <w:t xml:space="preserve"/>
+      </w:r>
+    </w:p>
+    <w:p>
+      <w:pPr>
+        <w:spacing w:after="0" w:before="0"/>
+      </w:pPr>
+      <w:r>
+        <w:t xml:space="preserve">  •  FormatDirLabel guard changed from size ≤ 0 to size &lt; 0.</w:t>
+      </w:r>
+    </w:p>
+    <w:p>
+      <w:pPr>
+        <w:spacing w:after="0" w:before="0"/>
+      </w:pPr>
+      <w:r>
+        <w:t xml:space="preserve">  •  PopulateTreeChildren passes ‑1 when the path is absent from _folderSizes.</w:t>
+      </w:r>
+    </w:p>
+    <w:p>
+      <w:pPr>
+        <w:spacing w:after="0" w:before="0"/>
+      </w:pPr>
+      <w:r>
+        <w:t xml:space="preserve">  •  RefreshExpandedTreeNodes, UpdateTreeNodesWithFilter, and RestoreTreeNodeLabels gate on the TryGetValue return bool (scanned) rather than size &gt; 0.</w:t>
+      </w:r>
+    </w:p>
+    <w:p>
+      <w:pPr>
+        <w:spacing w:after="0" w:before="0"/>
+      </w:pPr>
+      <w:r>
+        <w:t xml:space="preserve">  •  Effect: empty or inaccessible folders now display [0 B/0 B] after the scan completes, satisfying the requirement that all folders show [filteredSize/totalSize].</w:t>
+      </w:r>
+    </w:p>
+    <w:p>
+      <w:pPr>
+        <w:spacing w:after="0" w:before="0"/>
+      </w:pPr>
+      <w:r>
+        <w:t xml:space="preserve"/>
+      </w:r>
+    </w:p>
+    <w:p>
+      <w:pPr>
+        <w:pStyle w:val="Heading2"/>
+        <w:pBdr>
+          <w:bottom w:val="single" w:color="2E75B6" w:sz="6" w:space="4"/>
+        </w:pBdr>
+        <w:spacing w:after="100" w:before="240"/>
+      </w:pPr>
+      <w:r>
+        <w:rPr>
+          <w:b/>
+          <w:bCs/>
+          <w:color w:val="2E75B6"/>
+          <w:sz w:val="24"/>
+          <w:szCs w:val="24"/>
+        </w:rPr>
+        <w:t xml:space="preserve">12.4  Scan UI Throttle  (MainForm.cs)</w:t>
+      </w:r>
+    </w:p>
+    <w:p>
+      <w:pPr>
+        <w:spacing w:after="0" w:before="0"/>
+      </w:pPr>
+      <w:r>
+        <w:t xml:space="preserve">CalcDir posted a BeginInvoke for every subdirectory found. On drives with thousands of folders this flooded the Windows message queue and starved the form’s paint loop, making the toolbar and nav bar invisible during scanning.</w:t>
+      </w:r>
+    </w:p>
+    <w:p>
+      <w:pPr>
+        <w:spacing w:after="0" w:before="0"/>
+      </w:pPr>
+      <w:r>
+        <w:t xml:space="preserve"/>
+      </w:r>
+    </w:p>
+    <w:p>
+      <w:pPr>
+        <w:spacing w:after="0" w:before="0"/>
+      </w:pPr>
+      <w:r>
+        <w:t xml:space="preserve">Fix: a long field _lastScanUiMs (read/written with Volatile) gates each mid-scan SafeInvoke so at most one post is queued per 200 ms. The field is reset to 0 at the start of each scan (LoadDrives). The per-drive completion callback in DriveWalkAsync fires unconditionally and is unaffected by the throttle.</w:t>
+      </w:r>
+    </w:p>
+    <w:p>
+      <w:pPr>
+        <w:spacing w:after="0" w:before="0"/>
+      </w:pPr>
+      <w:r>
+        <w:t xml:space="preserve"/>
+      </w:r>
+    </w:p>
+    <w:p>
+      <w:pPr>
+        <w:pStyle w:val="Heading2"/>
+        <w:pBdr>
+          <w:bottom w:val="single" w:color="2E75B6" w:sz="6" w:space="4"/>
+        </w:pBdr>
+        <w:spacing w:after="100" w:before="240"/>
+      </w:pPr>
+      <w:r>
+        <w:rPr>
+          <w:b/>
+          <w:bCs/>
+          <w:color w:val="2E75B6"/>
+          <w:sz w:val="24"/>
+          <w:szCs w:val="24"/>
+        </w:rPr>
+        <w:t xml:space="preserve">12.5  ListView Double-Buffering  (MainForm.cs  –  OnLoad)</w:t>
+      </w:r>
+    </w:p>
+    <w:p>
+      <w:pPr>
+        <w:spacing w:after="0" w:before="0"/>
+      </w:pPr>
+      <w:r>
+        <w:t xml:space="preserve">The Size column in the right pane flashed during scanning because each SubItem.Text assignment triggered an individual repaint. Two changes eliminate this:</w:t>
+      </w:r>
+    </w:p>
+    <w:p>
+      <w:pPr>
+        <w:spacing w:after="0" w:before="0"/>
+      </w:pPr>
+      <w:r>
+        <w:t xml:space="preserve"/>
+      </w:r>
+    </w:p>
+    <w:p>
+      <w:pPr>
+        <w:spacing w:after="0" w:before="0"/>
+      </w:pPr>
+      <w:r>
+        <w:t xml:space="preserve">  •  Double-buffering enabled on the ListView via reflection: typeof(ListView).GetProperty("DoubleBuffered", NonPublic|Instance)?.SetValue(listView, true). The property is not exposed publicly in WinForms but is supported internally.</w:t>
+      </w:r>
+    </w:p>
+    <w:p>
+      <w:pPr>
+        <w:spacing w:after="0" w:before="0"/>
+      </w:pPr>
+      <w:r>
+        <w:t xml:space="preserve">  •  SetSubItemText(item, index, text) helper: only assigns SubItem.Text when the new value differs from the current value, avoiding invalidation cycles for unchanged cells.</w:t>
+      </w:r>
+    </w:p>
+    <w:p>
+      <w:pPr>
+        <w:spacing w:after="0" w:before="0"/>
+      </w:pPr>
+      <w:r>
+        <w:t xml:space="preserve"/>
+      </w:r>
+    </w:p>
+    <w:p>
+      <w:pPr>
+        <w:pStyle w:val="Heading2"/>
+        <w:pBdr>
+          <w:bottom w:val="single" w:color="2E75B6" w:sz="6" w:space="4"/>
+        </w:pBdr>
+        <w:spacing w:after="100" w:before="240"/>
+      </w:pPr>
+      <w:r>
+        <w:rPr>
+          <w:b/>
+          <w:bCs/>
+          <w:color w:val="2E75B6"/>
+          <w:sz w:val="24"/>
+          <w:szCs w:val="24"/>
+        </w:rPr>
+        <w:t xml:space="preserve">12.6  RefreshExpandedTreeNodes  (MainForm.cs)</w:t>
+      </w:r>
+    </w:p>
+    <w:p>
+      <w:pPr>
+        <w:spacing w:after="0" w:before="0"/>
+      </w:pPr>
+      <w:r>
+        <w:t xml:space="preserve">Problem: when a drive scan completed, only the drive root node was refreshed (UpdateNodeText). Folder children already visible in the tree (direct children of an expanded drive node) kept their stale or placeholder labels.</w:t>
+      </w:r>
+    </w:p>
+    <w:p>
+      <w:pPr>
+        <w:spacing w:after="0" w:before="0"/>
+      </w:pPr>
+      <w:r>
+        <w:t xml:space="preserve"/>
+      </w:r>
+    </w:p>
+    <w:p>
+      <w:pPr>
+        <w:spacing w:after="0" w:before="0"/>
+      </w:pPr>
+      <w:r>
+        <w:t xml:space="preserve">Fix: new method RefreshExpandedTreeNodes(TreeNodeCollection) added. It walks the collection recursively, updating the Text of every node whose parent is expanded (i.e., currently visible). Drive nodes are skipped (_driveProgress.ContainsKey). A text-equality guard (if n.Text != label) prevents unnecessary redraws. Called from DriveWalkAsync on drive completion with driveNode.Nodes as the root.</w:t>
+      </w:r>
+    </w:p>
+    <w:p>
+      <w:pPr>
+        <w:spacing w:after="0" w:before="0"/>
+      </w:pPr>
+      <w:r>
+        <w:t xml:space="preserve"/>
+      </w:r>
+    </w:p>
+    <w:p>
+      <w:pPr>
+        <w:pStyle w:val="Heading2"/>
+        <w:pBdr>
+          <w:bottom w:val="single" w:color="2E75B6" w:sz="6" w:space="4"/>
+        </w:pBdr>
+        <w:spacing w:after="100" w:before="240"/>
+      </w:pPr>
+      <w:r>
+        <w:rPr>
+          <w:b/>
+          <w:bCs/>
+          <w:color w:val="2E75B6"/>
+          <w:sz w:val="24"/>
+          <w:szCs w:val="24"/>
+        </w:rPr>
+        <w:t xml:space="preserve">12.7  “calculating…” Fix After Scan Complete  (MainForm.cs)</w:t>
+      </w:r>
+    </w:p>
+    <w:p>
+      <w:pPr>
+        <w:spacing w:after="0" w:before="0"/>
+      </w:pPr>
+      <w:r>
+        <w:t xml:space="preserve">RefreshListSizes previously used if (s &gt; 0) as the gate for updating size cells. Folders that scanned to 0 bytes (empty, inaccessible, or junction points) were never cleared from “calculating…” even after the drive scan reported complete.</w:t>
+      </w:r>
+    </w:p>
+    <w:p>
+      <w:pPr>
+        <w:spacing w:after="0" w:before="0"/>
+      </w:pPr>
+      <w:r>
+        <w:t xml:space="preserve"/>
+      </w:r>
+    </w:p>
+    <w:p>
+      <w:pPr>
+        <w:spacing w:after="0" w:before="0"/>
+      </w:pPr>
+      <w:r>
+        <w:t xml:space="preserve">Fix: RefreshListSizes now checks the bool returned by TryGetValue (named scanned). If scanned is true and the current cell text is “calculating…”, the cell is updated to “0 B”. Cells that already show “Not Accessible” are untouched because their text does not match the guard string.</w:t>
+      </w:r>
+    </w:p>
+    <w:p>
+      <w:pPr>
+        <w:spacing w:after="0" w:before="0"/>
+      </w:pPr>
+      <w:r>
+        <w:t xml:space="preserve"/>
+      </w:r>
+    </w:p>
+    <w:p>
+      <w:pPr>
+        <w:pStyle w:val="Heading2"/>
+        <w:pBdr>
+          <w:bottom w:val="single" w:color="2E75B6" w:sz="6" w:space="4"/>
+        </w:pBdr>
+        <w:spacing w:after="100" w:before="240"/>
+      </w:pPr>
+      <w:r>
+        <w:rPr>
+          <w:b/>
+          <w:bCs/>
+          <w:color w:val="2E75B6"/>
+          <w:sz w:val="24"/>
+          <w:szCs w:val="24"/>
+        </w:rPr>
+        <w:t xml:space="preserve">12.8  Real-Time Tree Label Updates  (MainForm.cs)</w:t>
+      </w:r>
+    </w:p>
+    <w:p>
+      <w:pPr>
+        <w:spacing w:after="0" w:before="0"/>
+      </w:pPr>
+      <w:r>
+        <w:t xml:space="preserve">The throttled SafeInvoke in CalcDir called UpdateNodeTextByPath(capPath, capSize), which updated only the single folder being processed when the 200 ms window opened. All other already-visible tree nodes waited until the whole drive scan completed.</w:t>
+      </w:r>
+    </w:p>
+    <w:p>
+      <w:pPr>
+        <w:spacing w:after="0" w:before="0"/>
+      </w:pPr>
+      <w:r>
+        <w:t xml:space="preserve"/>
+      </w:r>
+    </w:p>
+    <w:p>
+      <w:pPr>
+        <w:spacing w:after="0" w:before="0"/>
+      </w:pPr>
+      <w:r>
+        <w:t xml:space="preserve">Fix: the throttled call now invokes RefreshExpandedTreeNodes(treeView.Nodes) instead. Every 200 ms, all folders visible in the tree whose scan has already finished get their [size/size] label updated progressively during the scan rather than only at the end. UpdateNodeTextByPath was removed as it became dead code.</w:t>
+      </w:r>
+    </w:p>
     <w:p>
       <w:pPr>
         <w:spacing w:after="0" w:before="0"/>

--- a/FileExplorer_TechDoc.docx
+++ b/FileExplorer_TechDoc.docx
@@ -32638,6 +32638,127 @@
           </w:p>
         </w:tc>
       </w:tr>
+      <w:tr>
+        <w:trPr>
+          <w:tblHeader w:val="false"/>
+        </w:trPr>
+        <w:tc>
+          <w:tcPr>
+            <w:tcW w:type="dxa" w:w="720"/>
+            <w:tcBorders>
+              <w:top w:val="single" w:color="AAAAAA" w:sz="1"/>
+              <w:left w:val="single" w:color="AAAAAA" w:sz="1"/>
+              <w:bottom w:val="single" w:color="AAAAAA" w:sz="1"/>
+              <w:right w:val="single" w:color="AAAAAA" w:sz="1"/>
+            </w:tcBorders>
+            <w:tcMar>
+              <w:top w:type="dxa" w:w="80"/>
+              <w:left w:type="dxa" w:w="120"/>
+              <w:bottom w:type="dxa" w:w="80"/>
+              <w:right w:type="dxa" w:w="120"/>
+            </w:tcMar>
+          </w:tcPr>
+          <w:p>
+            <w:r>
+              <w:rPr>
+                <w:b w:val="false"/>
+                <w:bCs w:val="false"/>
+                <w:color w:val="000000"/>
+                <w:sz w:val="18"/>
+                <w:szCs w:val="18"/>
+              </w:rPr>
+              <w:t xml:space="preserve">1.8</w:t>
+            </w:r>
+          </w:p>
+        </w:tc>
+        <w:tc>
+          <w:tcPr>
+            <w:tcW w:type="dxa" w:w="1080"/>
+            <w:tcBorders>
+              <w:top w:val="single" w:color="AAAAAA" w:sz="1"/>
+              <w:left w:val="single" w:color="AAAAAA" w:sz="1"/>
+              <w:bottom w:val="single" w:color="AAAAAA" w:sz="1"/>
+              <w:right w:val="single" w:color="AAAAAA" w:sz="1"/>
+            </w:tcBorders>
+            <w:tcMar>
+              <w:top w:type="dxa" w:w="80"/>
+              <w:left w:type="dxa" w:w="120"/>
+              <w:bottom w:type="dxa" w:w="80"/>
+              <w:right w:type="dxa" w:w="120"/>
+            </w:tcMar>
+          </w:tcPr>
+          <w:p>
+            <w:r>
+              <w:rPr>
+                <w:b w:val="false"/>
+                <w:bCs w:val="false"/>
+                <w:color w:val="000000"/>
+                <w:sz w:val="18"/>
+                <w:szCs w:val="18"/>
+              </w:rPr>
+              <w:t xml:space="preserve">2026-05-18</w:t>
+            </w:r>
+          </w:p>
+        </w:tc>
+        <w:tc>
+          <w:tcPr>
+            <w:tcW w:type="dxa" w:w="5400"/>
+            <w:tcBorders>
+              <w:top w:val="single" w:color="AAAAAA" w:sz="1"/>
+              <w:left w:val="single" w:color="AAAAAA" w:sz="1"/>
+              <w:bottom w:val="single" w:color="AAAAAA" w:sz="1"/>
+              <w:right w:val="single" w:color="AAAAAA" w:sz="1"/>
+            </w:tcBorders>
+            <w:tcMar>
+              <w:top w:type="dxa" w:w="80"/>
+              <w:left w:type="dxa" w:w="120"/>
+              <w:bottom w:type="dxa" w:w="80"/>
+              <w:right w:type="dxa" w:w="120"/>
+            </w:tcMar>
+          </w:tcPr>
+          <w:p>
+            <w:r>
+              <w:rPr>
+                <w:b w:val="false"/>
+                <w:bCs w:val="false"/>
+                <w:color w:val="000000"/>
+                <w:sz w:val="18"/>
+                <w:szCs w:val="18"/>
+              </w:rPr>
+              <w:t xml:space="preserve">Bug fix: right-click context menu shortcut labels showed “RenameF2” and “DeleteDel” with no visual separation. Root cause: ToolStripMenuItem text strings used a \t (tab) character to denote the shortcut hint (e.g. “Rename\tF2”), but ContextMenuStrip renders the tab without visible spacing. Fix: replaced the string-based Items.Add calls with explicit ToolStripMenuItem objects whose ShortcutKeyDisplayString property is set to “F2” or “Del”. The shortcut hint now appears in the dedicated right-hand column of the menu, properly separated from the item label.</w:t>
+            </w:r>
+          </w:p>
+        </w:tc>
+        <w:tc>
+          <w:tcPr>
+            <w:tcW w:type="dxa" w:w="2160"/>
+            <w:tcBorders>
+              <w:top w:val="single" w:color="AAAAAA" w:sz="1"/>
+              <w:left w:val="single" w:color="AAAAAA" w:sz="1"/>
+              <w:bottom w:val="single" w:color="AAAAAA" w:sz="1"/>
+              <w:right w:val="single" w:color="AAAAAA" w:sz="1"/>
+            </w:tcBorders>
+            <w:tcMar>
+              <w:top w:type="dxa" w:w="80"/>
+              <w:left w:type="dxa" w:w="120"/>
+              <w:bottom w:type="dxa" w:w="80"/>
+              <w:right w:type="dxa" w:w="120"/>
+            </w:tcMar>
+          </w:tcPr>
+          <w:p>
+            <w:r>
+              <w:rPr>
+                <w:b w:val="false"/>
+                <w:bCs w:val="false"/>
+                <w:color w:val="000000"/>
+                <w:sz w:val="18"/>
+                <w:szCs w:val="18"/>
+              </w:rPr>
+              <w:t xml:space="preserve">MainForm.Designer.cs</w:t>
+            </w:r>
+          </w:p>
+        </w:tc>
+      </w:tr>
     </w:tbl>
     <w:p>
       <w:pPr>
@@ -33905,6 +34026,219 @@
       </w:pPr>
       <w:r>
         <w:t xml:space="preserve">Fix: the throttled call now invokes RefreshExpandedTreeNodes(treeView.Nodes) instead. Every 200 ms, all folders visible in the tree whose scan has already finished get their [size/size] label updated progressively during the scan rather than only at the end. UpdateNodeTextByPath was removed as it became dead code.</w:t>
+      </w:r>
+    </w:p>
+    <w:p>
+      <w:pPr>
+        <w:spacing w:after="0" w:before="0"/>
+      </w:pPr>
+      <w:r>
+        <w:t xml:space="preserve"/>
+      </w:r>
+    </w:p>
+    <w:p>
+      <w:pPr>
+        <w:spacing w:after="0" w:before="0"/>
+      </w:pPr>
+      <w:r>
+        <w:t xml:space="preserve"/>
+      </w:r>
+    </w:p>
+    <w:p>
+      <w:pPr>
+        <w:pStyle w:val="Heading1"/>
+        <w:shd w:fill="1F4E79" w:val="clear"/>
+        <w:spacing w:after="160" w:before="320"/>
+        <w:ind w:left="120" w:right="120"/>
+      </w:pPr>
+      <w:r>
+        <w:rPr>
+          <w:b/>
+          <w:bCs/>
+          <w:color w:val="FFFFFF"/>
+          <w:sz w:val="28"/>
+          <w:szCs w:val="28"/>
+        </w:rPr>
+        <w:t xml:space="preserve">13  Session 3 Changes  (2026-05-18)</w:t>
+      </w:r>
+    </w:p>
+    <w:p>
+      <w:pPr>
+        <w:spacing w:after="0" w:before="0"/>
+      </w:pPr>
+      <w:r>
+        <w:t xml:space="preserve"/>
+      </w:r>
+    </w:p>
+    <w:p>
+      <w:pPr>
+        <w:spacing w:after="0" w:before="0"/>
+      </w:pPr>
+      <w:r>
+        <w:t xml:space="preserve">This section documents the single change made during the third Claude Code session (May 18, 2026).</w:t>
+      </w:r>
+    </w:p>
+    <w:p>
+      <w:pPr>
+        <w:spacing w:after="0" w:before="0"/>
+      </w:pPr>
+      <w:r>
+        <w:t xml:space="preserve"/>
+      </w:r>
+    </w:p>
+    <w:p>
+      <w:pPr>
+        <w:pStyle w:val="Heading2"/>
+        <w:pBdr>
+          <w:bottom w:val="single" w:color="2E75B6" w:sz="6" w:space="4"/>
+        </w:pBdr>
+        <w:spacing w:after="100" w:before="240"/>
+      </w:pPr>
+      <w:r>
+        <w:rPr>
+          <w:b/>
+          <w:bCs/>
+          <w:color w:val="2E75B6"/>
+          <w:sz w:val="24"/>
+          <w:szCs w:val="24"/>
+        </w:rPr>
+        <w:t xml:space="preserve">13.1  Context Menu Shortcut Label Spacing  (MainForm.Designer.cs)</w:t>
+      </w:r>
+    </w:p>
+    <w:p>
+      <w:pPr>
+        <w:spacing w:after="0" w:before="0"/>
+      </w:pPr>
+      <w:r>
+        <w:t xml:space="preserve">Problem: the right-click context menu on the file/folder list pane displayed “RenameF2” and “DeleteDel” with no space or visual gap between the action name and the keyboard shortcut.</w:t>
+      </w:r>
+    </w:p>
+    <w:p>
+      <w:pPr>
+        <w:spacing w:after="0" w:before="0"/>
+      </w:pPr>
+      <w:r>
+        <w:t xml:space="preserve"/>
+      </w:r>
+    </w:p>
+    <w:p>
+      <w:pPr>
+        <w:spacing w:after="0" w:before="0"/>
+      </w:pPr>
+      <w:r>
+        <w:t xml:space="preserve">Root cause: the menu items were created with a \t (tab) embedded in the display string — e.g. Items.Add(“Rename\tF2”, null, handler). In a standard WinForms MainMenu the \t convention right-aligns the shortcut text, but ContextMenuStrip (which derives from ToolStrip) does not honour this convention and renders the literal characters without any separation.</w:t>
+      </w:r>
+    </w:p>
+    <w:p>
+      <w:pPr>
+        <w:spacing w:after="0" w:before="0"/>
+      </w:pPr>
+      <w:r>
+        <w:t xml:space="preserve"/>
+      </w:r>
+    </w:p>
+    <w:p>
+      <w:pPr>
+        <w:spacing w:after="0" w:before="0"/>
+      </w:pPr>
+      <w:r>
+        <w:t xml:space="preserve">Fix: the two Items.Add calls were replaced with explicit ToolStripMenuItem objects. ShortcutKeyDisplayString is set to the shortcut text and the item label contains only the action name:</w:t>
+      </w:r>
+    </w:p>
+    <w:p>
+      <w:pPr>
+        <w:spacing w:after="0" w:before="0"/>
+      </w:pPr>
+      <w:r>
+        <w:t xml:space="preserve"/>
+      </w:r>
+    </w:p>
+    <w:p>
+      <w:pPr>
+        <w:spacing w:after="0" w:before="0"/>
+      </w:pPr>
+      <w:r>
+        <w:t xml:space="preserve">  var menuRename = new ToolStripMenuItem("Rename")</w:t>
+      </w:r>
+    </w:p>
+    <w:p>
+      <w:pPr>
+        <w:spacing w:after="0" w:before="0"/>
+      </w:pPr>
+      <w:r>
+        <w:t xml:space="preserve">      { ShortcutKeyDisplayString = "F2" };</w:t>
+      </w:r>
+    </w:p>
+    <w:p>
+      <w:pPr>
+        <w:spacing w:after="0" w:before="0"/>
+      </w:pPr>
+      <w:r>
+        <w:t xml:space="preserve">  menuRename.Click += ContextMenu_Rename;</w:t>
+      </w:r>
+    </w:p>
+    <w:p>
+      <w:pPr>
+        <w:spacing w:after="0" w:before="0"/>
+      </w:pPr>
+      <w:r>
+        <w:t xml:space="preserve">  listViewMenu.Items.Add(menuRename);</w:t>
+      </w:r>
+    </w:p>
+    <w:p>
+      <w:pPr>
+        <w:spacing w:after="0" w:before="0"/>
+      </w:pPr>
+      <w:r>
+        <w:t xml:space="preserve"/>
+      </w:r>
+    </w:p>
+    <w:p>
+      <w:pPr>
+        <w:spacing w:after="0" w:before="0"/>
+      </w:pPr>
+      <w:r>
+        <w:t xml:space="preserve">  var menuDelete = new ToolStripMenuItem("Delete")</w:t>
+      </w:r>
+    </w:p>
+    <w:p>
+      <w:pPr>
+        <w:spacing w:after="0" w:before="0"/>
+      </w:pPr>
+      <w:r>
+        <w:t xml:space="preserve">      { ShortcutKeyDisplayString = "Del" };</w:t>
+      </w:r>
+    </w:p>
+    <w:p>
+      <w:pPr>
+        <w:spacing w:after="0" w:before="0"/>
+      </w:pPr>
+      <w:r>
+        <w:t xml:space="preserve">  menuDelete.Click += ContextMenu_Delete;</w:t>
+      </w:r>
+    </w:p>
+    <w:p>
+      <w:pPr>
+        <w:spacing w:after="0" w:before="0"/>
+      </w:pPr>
+      <w:r>
+        <w:t xml:space="preserve">  listViewMenu.Items.Add(menuDelete);</w:t>
+      </w:r>
+    </w:p>
+    <w:p>
+      <w:pPr>
+        <w:spacing w:after="0" w:before="0"/>
+      </w:pPr>
+      <w:r>
+        <w:t xml:space="preserve"/>
+      </w:r>
+    </w:p>
+    <w:p>
+      <w:pPr>
+        <w:spacing w:after="0" w:before="0"/>
+      </w:pPr>
+      <w:r>
+        <w:t xml:space="preserve">ShortcutKeyDisplayString renders in the dedicated shortcut column on the right side of the menu strip, matching the standard Windows context menu appearance. Item indices in listViewMenu.Items (used by ListViewMenu_Opening to enable/disable items) are unaffected because the items are added in the same order.</w:t>
       </w:r>
     </w:p>
     <w:p>

--- a/FileExplorer_TechDoc.docx
+++ b/FileExplorer_TechDoc.docx
@@ -3953,6 +3953,193 @@
           <w:szCs w:val="20"/>
         </w:rPr>
         <w:t xml:space="preserve">RefreshListSizes() checks _drivesView first: when true it updates drive row sizes from _folderSizes; otherwise it updates folder rows in the current directory as usual.</w:t>
+      </w:r>
+    </w:p>
+    <w:p>
+      <w:pPr>
+        <w:spacing w:after="0" w:before="0"/>
+      </w:pPr>
+      <w:r>
+        <w:t xml:space="preserve"/>
+      </w:r>
+    </w:p>
+    <w:p>
+      <w:pPr>
+        <w:pStyle w:val="Heading2"/>
+        <w:pBdr>
+          <w:bottom w:val="single" w:color="2E75B6" w:sz="6" w:space="4"/>
+        </w:pBdr>
+        <w:spacing w:after="100" w:before="240"/>
+      </w:pPr>
+      <w:r>
+        <w:rPr>
+          <w:b/>
+          <w:bCs/>
+          <w:color w:val="2E75B6"/>
+          <w:sz w:val="24"/>
+          <w:szCs w:val="24"/>
+        </w:rPr>
+        <w:t xml:space="preserve">4.10  Manual Filter Trigger (Apply / F8)</w:t>
+      </w:r>
+    </w:p>
+    <w:p>
+      <w:pPr>
+        <w:spacing w:after="60" w:before="60"/>
+      </w:pPr>
+      <w:r>
+        <w:rPr>
+          <w:sz w:val="20"/>
+          <w:szCs w:val="20"/>
+        </w:rPr>
+        <w:t xml:space="preserve">The filter is not applied automatically as the user types. Instead, the user must click the “⏎  Apply  [F8]” ToolStrip button or press F8. This design avoids triggering expensive directory scans and filtered-size computations on every keystroke.</w:t>
+      </w:r>
+    </w:p>
+    <w:p>
+      <w:pPr>
+        <w:spacing w:after="60" w:before="60"/>
+      </w:pPr>
+      <w:r>
+        <w:rPr>
+          <w:b/>
+          <w:sz w:val="20"/>
+          <w:szCs w:val="20"/>
+        </w:rPr>
+        <w:t xml:space="preserve">Toolbar control:</w:t>
+      </w:r>
+      <w:r>
+        <w:rPr>
+          <w:sz w:val="20"/>
+          <w:szCs w:val="20"/>
+        </w:rPr>
+        <w:t xml:space="preserve"> A ToolStrip button labelled “⏎  Apply  [F8]” is placed immediately after the filter text box in the toolbar.</w:t>
+      </w:r>
+    </w:p>
+    <w:p>
+      <w:pPr>
+        <w:spacing w:after="60" w:before="60"/>
+      </w:pPr>
+      <w:r>
+        <w:rPr>
+          <w:b/>
+          <w:sz w:val="20"/>
+          <w:szCs w:val="20"/>
+        </w:rPr>
+        <w:t xml:space="preserve">Key event handlers:</w:t>
+      </w:r>
+    </w:p>
+    <w:p>
+      <w:pPr>
+        <w:pStyle w:val="ListParagraph"/>
+        <w:numPr>
+          <w:ilvl w:val="0"/>
+          <w:numId w:val="2"/>
+        </w:numPr>
+        <w:spacing w:after="40" w:before="40"/>
+      </w:pPr>
+      <w:r>
+        <w:rPr>
+          <w:sz w:val="20"/>
+          <w:szCs w:val="20"/>
+        </w:rPr>
+        <w:t xml:space="preserve">FilterText_Changed — no-op; contains only a comment. The TextChanged event is wired but performs no action, ensuring the filter is never applied on keystroke.</w:t>
+      </w:r>
+    </w:p>
+    <w:p>
+      <w:pPr>
+        <w:pStyle w:val="ListParagraph"/>
+        <w:numPr>
+          <w:ilvl w:val="0"/>
+          <w:numId w:val="2"/>
+        </w:numPr>
+        <w:spacing w:after="40" w:before="40"/>
+      </w:pPr>
+      <w:r>
+        <w:rPr>
+          <w:sz w:val="20"/>
+          <w:szCs w:val="20"/>
+        </w:rPr>
+        <w:t xml:space="preserve">BtnApplyFilter_Click — calls ApplyFilterNow(). Fires when the user clicks the Apply button.</w:t>
+      </w:r>
+    </w:p>
+    <w:p>
+      <w:pPr>
+        <w:pStyle w:val="ListParagraph"/>
+        <w:numPr>
+          <w:ilvl w:val="0"/>
+          <w:numId w:val="2"/>
+        </w:numPr>
+        <w:spacing w:after="40" w:before="40"/>
+      </w:pPr>
+      <w:r>
+        <w:rPr>
+          <w:sz w:val="20"/>
+          <w:szCs w:val="20"/>
+        </w:rPr>
+        <w:t xml:space="preserve">Form_KeyDown (KeyPreview = true) — intercepts F8 and calls ApplyFilterNow().</w:t>
+      </w:r>
+    </w:p>
+    <w:p>
+      <w:pPr>
+        <w:spacing w:after="60" w:before="60"/>
+      </w:pPr>
+      <w:r>
+        <w:rPr>
+          <w:b/>
+          <w:sz w:val="20"/>
+          <w:szCs w:val="20"/>
+        </w:rPr>
+        <w:t xml:space="preserve">Default filter persistence (AppSettings.DefaultFilter):</w:t>
+      </w:r>
+    </w:p>
+    <w:p>
+      <w:pPr>
+        <w:pStyle w:val="ListParagraph"/>
+        <w:numPr>
+          <w:ilvl w:val="0"/>
+          <w:numId w:val="2"/>
+        </w:numPr>
+        <w:spacing w:after="40" w:before="40"/>
+      </w:pPr>
+      <w:r>
+        <w:rPr>
+          <w:sz w:val="20"/>
+          <w:szCs w:val="20"/>
+        </w:rPr>
+        <w:t xml:space="preserve">AppSettings record has a string? DefaultFilter field that stores the last-used filter pattern.</w:t>
+      </w:r>
+    </w:p>
+    <w:p>
+      <w:pPr>
+        <w:pStyle w:val="ListParagraph"/>
+        <w:numPr>
+          <w:ilvl w:val="0"/>
+          <w:numId w:val="2"/>
+        </w:numPr>
+        <w:spacing w:after="40" w:before="40"/>
+      </w:pPr>
+      <w:r>
+        <w:rPr>
+          <w:sz w:val="20"/>
+          <w:szCs w:val="20"/>
+        </w:rPr>
+        <w:t xml:space="preserve">On application load: filterTextBox.Text is set to saved.DefaultFilter, then ApplyFilterNow() is called once so the last-used filter is immediately active on startup.</w:t>
+      </w:r>
+    </w:p>
+    <w:p>
+      <w:pPr>
+        <w:pStyle w:val="ListParagraph"/>
+        <w:numPr>
+          <w:ilvl w:val="0"/>
+          <w:numId w:val="2"/>
+        </w:numPr>
+        <w:spacing w:after="40" w:before="40"/>
+      </w:pPr>
+      <w:r>
+        <w:rPr>
+          <w:sz w:val="20"/>
+          <w:szCs w:val="20"/>
+        </w:rPr>
+        <w:t xml:space="preserve">The filter pattern is saved to AppSettings (and to the SQL Settings table) whenever the user applies it, so it persists across application restarts.</w:t>
       </w:r>
     </w:p>
     <w:p>
@@ -34239,6 +34426,433 @@
       </w:pPr>
       <w:r>
         <w:t xml:space="preserve">ShortcutKeyDisplayString renders in the dedicated shortcut column on the right side of the menu strip, matching the standard Windows context menu appearance. Item indices in listViewMenu.Items (used by ListViewMenu_Opening to enable/disable items) are unaffected because the items are added in the same order.</w:t>
+      </w:r>
+    </w:p>
+    <w:p>
+      <w:pPr>
+        <w:spacing w:after="0" w:before="0"/>
+      </w:pPr>
+      <w:r>
+        <w:t xml:space="preserve"/>
+      </w:r>
+    </w:p>
+    <w:p>
+      <w:pPr>
+        <w:spacing w:after="0" w:before="0"/>
+      </w:pPr>
+      <w:r>
+        <w:t xml:space="preserve"/>
+      </w:r>
+    </w:p>
+    <w:p>
+      <w:pPr>
+        <w:pStyle w:val="Heading1"/>
+        <w:shd w:fill="1F4E79" w:val="clear"/>
+        <w:spacing w:after="160" w:before="320"/>
+        <w:ind w:left="120" w:right="120"/>
+      </w:pPr>
+      <w:r>
+        <w:rPr>
+          <w:b/>
+          <w:bCs/>
+          <w:color w:val="FFFFFF"/>
+          <w:sz w:val="28"/>
+          <w:szCs w:val="28"/>
+        </w:rPr>
+        <w:t xml:space="preserve">14  Bug Fixes / Changes — Session 4 (2026-06-12)</w:t>
+      </w:r>
+    </w:p>
+    <w:p>
+      <w:pPr>
+        <w:spacing w:after="0" w:before="0"/>
+      </w:pPr>
+      <w:r>
+        <w:t xml:space="preserve">This section documents six fixes made during the fourth development session (June 12, 2026). All changes are confined to MainForm.cs.</w:t>
+      </w:r>
+    </w:p>
+    <w:p>
+      <w:pPr>
+        <w:spacing w:after="0" w:before="0"/>
+      </w:pPr>
+      <w:r>
+        <w:t xml:space="preserve"/>
+      </w:r>
+    </w:p>
+    <w:p>
+      <w:pPr>
+        <w:pStyle w:val="Heading2"/>
+        <w:pBdr>
+          <w:bottom w:val="single" w:color="2E75B6" w:sz="6" w:space="4"/>
+        </w:pBdr>
+        <w:spacing w:after="100" w:before="240"/>
+      </w:pPr>
+      <w:r>
+        <w:rPr>
+          <w:b/>
+          <w:bCs/>
+          <w:color w:val="2E75B6"/>
+          <w:sz w:val="24"/>
+          <w:szCs w:val="24"/>
+        </w:rPr>
+        <w:t xml:space="preserve">14.1  Fix: Tooltip Flashing at Top of Tree (ComputeFilteredSizesAsync)</w:t>
+      </w:r>
+    </w:p>
+    <w:p>
+      <w:pPr>
+        <w:spacing w:after="0" w:before="0"/>
+      </w:pPr>
+      <w:r>
+        <w:t xml:space="preserve">Problem: a tooltip was flashing unexpectedly near the top of the tree whenever background filter computation completed, even when the user had not clicked any node.</w:t>
+      </w:r>
+    </w:p>
+    <w:p>
+      <w:pPr>
+        <w:spacing w:after="0" w:before="0"/>
+      </w:pPr>
+      <w:r>
+        <w:t xml:space="preserve">Root cause: the SafeInvoke callback at the end of ComputeFilteredSizesAsync was calling ShowNodeTooltip(). This fired every time a filter batch finished, regardless of user interaction.</w:t>
+      </w:r>
+    </w:p>
+    <w:p>
+      <w:pPr>
+        <w:spacing w:after="0" w:before="0"/>
+      </w:pPr>
+      <w:r>
+        <w:t xml:space="preserve">Fix: removed the ShowNodeTooltip() call from ComputeFilteredSizesAsync’s SafeInvoke. Tooltip display is now only triggered by an explicit node click via the TreeView_NodeMouseClick event handler.</w:t>
+      </w:r>
+    </w:p>
+    <w:p>
+      <w:pPr>
+        <w:spacing w:after="0" w:before="0"/>
+      </w:pPr>
+      <w:r>
+        <w:t xml:space="preserve"/>
+      </w:r>
+    </w:p>
+    <w:p>
+      <w:pPr>
+        <w:pStyle w:val="Heading2"/>
+        <w:pBdr>
+          <w:bottom w:val="single" w:color="2E75B6" w:sz="6" w:space="4"/>
+        </w:pBdr>
+        <w:spacing w:after="100" w:before="240"/>
+      </w:pPr>
+      <w:r>
+        <w:rPr>
+          <w:b/>
+          <w:bCs/>
+          <w:color w:val="2E75B6"/>
+          <w:sz w:val="24"/>
+          <w:szCs w:val="24"/>
+        </w:rPr>
+        <w:t xml:space="preserve">14.2  Fix: UI Freeze During Filter + Scan (RefreshExpandedTreeNodes / _lastDisplayedSize)</w:t>
+      </w:r>
+    </w:p>
+    <w:p>
+      <w:pPr>
+        <w:spacing w:after="0" w:before="0"/>
+      </w:pPr>
+      <w:r>
+        <w:t xml:space="preserve">Problem: the UI became unresponsive or sluggish when a filter was active while background scanning was also running.</w:t>
+      </w:r>
+    </w:p>
+    <w:p>
+      <w:pPr>
+        <w:spacing w:after="0" w:before="0"/>
+      </w:pPr>
+      <w:r>
+        <w:t xml:space="preserve">Root cause: RefreshExpandedTreeNodes called InvalidateNodeRow(n) unconditionally for every scanned node on every 200 ms timer tick, flooding the WM_PAINT queue and stalling message processing.</w:t>
+      </w:r>
+    </w:p>
+    <w:p>
+      <w:pPr>
+        <w:spacing w:after="0" w:before="0"/>
+      </w:pPr>
+      <w:r>
+        <w:t xml:space="preserve">Fix: added a new private field _lastDisplayedSize (Dictionary&lt;string, long&gt;, keyed by path). RefreshExpandedTreeNodes now calls InvalidateNodeRow(n) only when the folder size in _folderSizes differs from the value last recorded in _lastDisplayedSize for that path. The dictionary updates after each invalidation so unchanged nodes are skipped on subsequent ticks.</w:t>
+      </w:r>
+    </w:p>
+    <w:p>
+      <w:pPr>
+        <w:spacing w:after="0" w:before="0"/>
+      </w:pPr>
+      <w:r>
+        <w:t xml:space="preserve"/>
+      </w:r>
+    </w:p>
+    <w:p>
+      <w:pPr>
+        <w:pStyle w:val="Heading2"/>
+        <w:pBdr>
+          <w:bottom w:val="single" w:color="2E75B6" w:sz="6" w:space="4"/>
+        </w:pBdr>
+        <w:spacing w:after="100" w:before="240"/>
+      </w:pPr>
+      <w:r>
+        <w:rPr>
+          <w:b/>
+          <w:bCs/>
+          <w:color w:val="2E75B6"/>
+          <w:sz w:val="24"/>
+          <w:szCs w:val="24"/>
+        </w:rPr>
+        <w:t xml:space="preserve">14.3  Fix: Ghost Bar Content When Node Transitions State (DrawNode)</w:t>
+      </w:r>
+    </w:p>
+    <w:p>
+      <w:pPr>
+        <w:spacing w:after="0" w:before="0"/>
+      </w:pPr>
+      <w:r>
+        <w:t xml:space="preserve">Problem: stale bar pixels were bleeding through when a node transitioned from bar state to Calculating state, producing a ghost bar artifact.</w:t>
+      </w:r>
+    </w:p>
+    <w:p>
+      <w:pPr>
+        <w:spacing w:after="0" w:before="0"/>
+      </w:pPr>
+      <w:r>
+        <w:t xml:space="preserve">Root cause: the clearRect in DrawNode used a variable maxExtraW that reflected only what was currently rendered, so it was too narrow when switching from a bar-rendered state to a text-only state.</w:t>
+      </w:r>
+    </w:p>
+    <w:p>
+      <w:pPr>
+        <w:spacing w:after="0" w:before="0"/>
+      </w:pPr>
+      <w:r>
+        <w:t xml:space="preserve">Fix: DrawNode’s clearRect now always uses maxExtraW = barWidth + 4 + sizeWidth (a fixed 174 px) regardless of the node’s current render state. This guarantees the full potential bar region is erased on every paint, eliminating the ghost artifact.</w:t>
+      </w:r>
+    </w:p>
+    <w:p>
+      <w:pPr>
+        <w:spacing w:after="0" w:before="0"/>
+      </w:pPr>
+      <w:r>
+        <w:t xml:space="preserve"/>
+      </w:r>
+    </w:p>
+    <w:p>
+      <w:pPr>
+        <w:pStyle w:val="Heading2"/>
+        <w:pBdr>
+          <w:bottom w:val="single" w:color="2E75B6" w:sz="6" w:space="4"/>
+        </w:pBdr>
+        <w:spacing w:after="100" w:before="240"/>
+      </w:pPr>
+      <w:r>
+        <w:rPr>
+          <w:b/>
+          <w:bCs/>
+          <w:color w:val="2E75B6"/>
+          <w:sz w:val="24"/>
+          <w:szCs w:val="24"/>
+        </w:rPr>
+        <w:t xml:space="preserve">14.4  Fix: Tooltip Triggered by Expand-Glyph Click (TreeView_NodeMouseClick)</w:t>
+      </w:r>
+    </w:p>
+    <w:p>
+      <w:pPr>
+        <w:spacing w:after="0" w:before="0"/>
+      </w:pPr>
+      <w:r>
+        <w:t xml:space="preserve">Problem: clicking the +/- expand glyph on a tree node was incorrectly triggering the node tooltip to appear.</w:t>
+      </w:r>
+    </w:p>
+    <w:p>
+      <w:pPr>
+        <w:spacing w:after="0" w:before="0"/>
+      </w:pPr>
+      <w:r>
+        <w:t xml:space="preserve">Root cause: TreeView_NodeMouseClick called ShowNodeTooltip() without first checking whether the click landed on the expand glyph.</w:t>
+      </w:r>
+    </w:p>
+    <w:p>
+      <w:pPr>
+        <w:spacing w:after="0" w:before="0"/>
+      </w:pPr>
+      <w:r>
+        <w:t xml:space="preserve">Fix: TreeView_NodeMouseClick now calls treeView.HitTest(e.Location) and returns early (without showing the tooltip) when HitTestInfo.Location is TreeViewHitTestLocations.PlusMinus.</w:t>
+      </w:r>
+    </w:p>
+    <w:p>
+      <w:pPr>
+        <w:spacing w:after="0" w:before="0"/>
+      </w:pPr>
+      <w:r>
+        <w:t xml:space="preserve"/>
+      </w:r>
+    </w:p>
+    <w:p>
+      <w:pPr>
+        <w:pStyle w:val="Heading2"/>
+        <w:pBdr>
+          <w:bottom w:val="single" w:color="2E75B6" w:sz="6" w:space="4"/>
+        </w:pBdr>
+        <w:spacing w:after="100" w:before="240"/>
+      </w:pPr>
+      <w:r>
+        <w:rPr>
+          <w:b/>
+          <w:bCs/>
+          <w:color w:val="2E75B6"/>
+          <w:sz w:val="24"/>
+          <w:szCs w:val="24"/>
+        </w:rPr>
+        <w:t xml:space="preserve">14.5  Fix: Targeted Node Invalidation After Filter Batch (InvalidateNodesForPaths)</w:t>
+      </w:r>
+    </w:p>
+    <w:p>
+      <w:pPr>
+        <w:spacing w:after="0" w:before="0"/>
+      </w:pPr>
+      <w:r>
+        <w:t xml:space="preserve">Problem: after each filter computation batch arrived, the entire tree control was repainted, causing unnecessary rendering work proportional to the total number of nodes.</w:t>
+      </w:r>
+    </w:p>
+    <w:p>
+      <w:pPr>
+        <w:spacing w:after="0" w:before="0"/>
+      </w:pPr>
+      <w:r>
+        <w:t xml:space="preserve">Root cause: the ComputeFilteredSizesAsync SafeInvoke callback called treeView.Invalidate(), which repaints every visible node.</w:t>
+      </w:r>
+    </w:p>
+    <w:p>
+      <w:pPr>
+        <w:spacing w:after="0" w:before="0"/>
+      </w:pPr>
+      <w:r>
+        <w:t xml:space="preserve">Fix: added a new private helper method InvalidateNodesForPaths(TreeNodeCollection nodes, HashSet&lt;string&gt; paths). ComputeFilteredSizesAsync’s SafeInvoke now calls this instead of treeView.Invalidate(). The helper walks the visible tree and calls InvalidateNodeRow only for nodes whose path is in the arriving batch, limiting repaints to the rows whose filter data just changed.</w:t>
+      </w:r>
+    </w:p>
+    <w:p>
+      <w:pPr>
+        <w:spacing w:after="0" w:before="0"/>
+      </w:pPr>
+      <w:r>
+        <w:t xml:space="preserve"/>
+      </w:r>
+    </w:p>
+    <w:p>
+      <w:pPr>
+        <w:pStyle w:val="Heading2"/>
+        <w:pBdr>
+          <w:bottom w:val="single" w:color="2E75B6" w:sz="6" w:space="4"/>
+        </w:pBdr>
+        <w:spacing w:after="100" w:before="240"/>
+      </w:pPr>
+      <w:r>
+        <w:rPr>
+          <w:b/>
+          <w:bCs/>
+          <w:color w:val="2E75B6"/>
+          <w:sz w:val="24"/>
+          <w:szCs w:val="24"/>
+        </w:rPr>
+        <w:t xml:space="preserve">14.6  Fix: Expanded Node Shows Calculating While Children Show Filter Bars (TreeView_AfterExpand)</w:t>
+      </w:r>
+    </w:p>
+    <w:p>
+      <w:pPr>
+        <w:spacing w:after="0" w:before="0"/>
+      </w:pPr>
+      <w:r>
+        <w:t xml:space="preserve">Problem: when the user expanded a folder node while a filter was active, the expanded node itself continued to display Calculating even after its child nodes were already showing correct filter size bars.</w:t>
+      </w:r>
+    </w:p>
+    <w:p>
+      <w:pPr>
+        <w:spacing w:after="0" w:before="0"/>
+      </w:pPr>
+      <w:r>
+        <w:t xml:space="preserve">Root cause: TreeView_AfterExpand passed only the child paths to ComputeFilteredSizesAsync. The aggregation step propagates child filtered sizes up to parents, but the parent path was absent from the list so its aggregated total was never stored in _filteredFolderSizes.</w:t>
+      </w:r>
+    </w:p>
+    <w:p>
+      <w:pPr>
+        <w:spacing w:after="0" w:before="0"/>
+      </w:pPr>
+      <w:r>
+        <w:t xml:space="preserve">Fix: TreeView_AfterExpand now inserts the expanded node’s own path at the front of the paths list passed to ComputeFilteredSizesAsync. The aggregation step then runs for the parent too, storing its aggregated filter total in _filteredFolderSizes, so the parent node immediately shows its filter bar rather than Calculating.</w:t>
+      </w:r>
+    </w:p>
+    <w:p>
+      <w:pPr>
+        <w:spacing w:after="0" w:before="0"/>
+      </w:pPr>
+      <w:r>
+        <w:t xml:space="preserve"/>
+      </w:r>
+    </w:p>
+    <w:p>
+      <w:pPr>
+        <w:pStyle w:val="Heading2"/>
+        <w:pBdr>
+          <w:bottom w:val="single" w:color="2E75B6" w:sz="6" w:space="4"/>
+        </w:pBdr>
+        <w:spacing w:after="100" w:before="240"/>
+      </w:pPr>
+      <w:r>
+        <w:rPr>
+          <w:b/>
+          <w:bCs/>
+          <w:color w:val="2E75B6"/>
+          <w:sz w:val="24"/>
+          <w:szCs w:val="24"/>
+        </w:rPr>
+        <w:t xml:space="preserve">14.7  New Fields and Methods Summary</w:t>
+      </w:r>
+    </w:p>
+    <w:p>
+      <w:pPr>
+        <w:spacing w:after="0" w:before="0"/>
+      </w:pPr>
+      <w:r>
+        <w:t xml:space="preserve">The following new members were added to MainForm.cs as part of the Session 4 fixes:</w:t>
+      </w:r>
+    </w:p>
+    <w:p>
+      <w:pPr>
+        <w:spacing w:after="0" w:before="0"/>
+      </w:pPr>
+      <w:r>
+        <w:t xml:space="preserve"/>
+      </w:r>
+    </w:p>
+    <w:p>
+      <w:pPr>
+        <w:spacing w:after="0" w:before="0"/>
+      </w:pPr>
+      <w:r>
+        <w:rPr>
+          <w:b/>
+        </w:rPr>
+        <w:t xml:space="preserve">_lastDisplayedSize</w:t>
+      </w:r>
+      <w:r>
+        <w:t xml:space="preserve"> (Dictionary&lt;string, long&gt;, private field): tracks the last size used to invalidate each tree node row. Prevents RefreshExpandedTreeNodes from issuing redundant WM_PAINT messages for nodes whose size has not changed.</w:t>
+      </w:r>
+    </w:p>
+    <w:p>
+      <w:pPr>
+        <w:spacing w:after="0" w:before="0"/>
+      </w:pPr>
+      <w:r>
+        <w:t xml:space="preserve"/>
+      </w:r>
+    </w:p>
+    <w:p>
+      <w:pPr>
+        <w:spacing w:after="0" w:before="0"/>
+      </w:pPr>
+      <w:r>
+        <w:rPr>
+          <w:b/>
+        </w:rPr>
+        <w:t xml:space="preserve">InvalidateNodesForPaths(TreeNodeCollection nodes, HashSet&lt;string&gt; paths)</w:t>
+      </w:r>
+      <w:r>
+        <w:t xml:space="preserve"> (private void): recursively walks the visible tree and calls InvalidateNodeRow only for nodes whose Tag path is in the supplied HashSet. Replaces treeView.Invalidate() in ComputeFilteredSizesAsync.</w:t>
       </w:r>
     </w:p>
     <w:p>

--- a/FileExplorer_TechDoc.docx
+++ b/FileExplorer_TechDoc.docx
@@ -31015,6 +31015,362 @@
     </w:p>
     <w:p>
       <w:pPr>
+        <w:pageBreakBefore/>
+      </w:pPr>
+      <w:r>
+        <w:t xml:space="preserve"/>
+      </w:r>
+    </w:p>
+    <w:p>
+      <w:pPr>
+        <w:pStyle w:val="Heading1"/>
+        <w:shd w:fill="1F4E79" w:val="clear"/>
+        <w:spacing w:after="160" w:before="320"/>
+        <w:ind w:left="120" w:right="120"/>
+      </w:pPr>
+      <w:r>
+        <w:rPr>
+          <w:b/>
+          <w:bCs/>
+          <w:color w:val="FFFFFF"/>
+          <w:sz w:val="28"/>
+          <w:szCs w:val="28"/>
+        </w:rPr>
+        <w:t xml:space="preserve">8.5  Build &amp; Release</w:t>
+      </w:r>
+    </w:p>
+    <w:p>
+      <w:pPr>
+        <w:spacing w:after="0" w:before="0"/>
+      </w:pPr>
+      <w:r>
+        <w:t xml:space="preserve"/>
+      </w:r>
+    </w:p>
+    <w:p>
+      <w:pPr>
+        <w:pStyle w:val="Heading2"/>
+        <w:pBdr>
+          <w:bottom w:val="single" w:color="2E75B6" w:sz="6" w:space="4"/>
+        </w:pBdr>
+        <w:spacing w:after="100" w:before="240"/>
+      </w:pPr>
+      <w:r>
+        <w:rPr>
+          <w:b/>
+          <w:bCs/>
+          <w:color w:val="2E75B6"/>
+          <w:sz w:val="24"/>
+          <w:szCs w:val="24"/>
+        </w:rPr>
+        <w:t xml:space="preserve">8.5.1  Building the Executable</w:t>
+      </w:r>
+    </w:p>
+    <w:p>
+      <w:pPr>
+        <w:spacing w:after="60" w:before="60"/>
+      </w:pPr>
+      <w:r>
+        <w:rPr>
+          <w:sz w:val="20"/>
+          <w:szCs w:val="20"/>
+        </w:rPr>
+        <w:t xml:space="preserve">To publish a self-contained single-file executable:</w:t>
+      </w:r>
+    </w:p>
+    <w:p>
+      <w:pPr>
+        <w:pStyle w:val="ListParagraph"/>
+        <w:numPr>
+          <w:ilvl w:val="0"/>
+          <w:numId w:val="3"/>
+        </w:numPr>
+        <w:spacing w:after="40" w:before="40"/>
+      </w:pPr>
+      <w:r>
+        <w:rPr>
+          <w:sz w:val="20"/>
+          <w:szCs w:val="20"/>
+        </w:rPr>
+        <w:t xml:space="preserve">Open PowerShell and navigate to the project folder:</w:t>
+      </w:r>
+    </w:p>
+    <w:p>
+      <w:pPr>
+        <w:pBdr>
+          <w:top w:val="single" w:color="CCCCCC" w:sz="1"/>
+          <w:left w:val="single" w:color="CCCCCC" w:sz="1"/>
+          <w:bottom w:val="single" w:color="CCCCCC" w:sz="1"/>
+          <w:right w:val="single" w:color="CCCCCC" w:sz="1"/>
+        </w:pBdr>
+        <w:shd w:fill="F2F2F2" w:val="clear"/>
+        <w:spacing w:after="80" w:before="0"/>
+        <w:ind w:left="720" w:right="180"/>
+      </w:pPr>
+      <w:r>
+        <w:rPr>
+          <w:rFonts w:ascii="Courier New" w:cs="Courier New" w:eastAsia="Courier New" w:hAnsi="Courier New"/>
+          <w:sz w:val="16"/>
+          <w:szCs w:val="16"/>
+        </w:rPr>
+        <w:t xml:space="preserve">cd C:\ClaudeOutput\FileExplorer</w:t>
+      </w:r>
+    </w:p>
+    <w:p>
+      <w:pPr>
+        <w:pStyle w:val="ListParagraph"/>
+        <w:numPr>
+          <w:ilvl w:val="0"/>
+          <w:numId w:val="3"/>
+        </w:numPr>
+        <w:spacing w:after="40" w:before="40"/>
+      </w:pPr>
+      <w:r>
+        <w:rPr>
+          <w:sz w:val="20"/>
+          <w:szCs w:val="20"/>
+        </w:rPr>
+        <w:t xml:space="preserve">Run the publish command:</w:t>
+      </w:r>
+    </w:p>
+    <w:p>
+      <w:pPr>
+        <w:pBdr>
+          <w:top w:val="single" w:color="CCCCCC" w:sz="1"/>
+          <w:left w:val="single" w:color="CCCCCC" w:sz="1"/>
+          <w:bottom w:val="single" w:color="CCCCCC" w:sz="1"/>
+          <w:right w:val="single" w:color="CCCCCC" w:sz="1"/>
+        </w:pBdr>
+        <w:shd w:fill="F2F2F2" w:val="clear"/>
+        <w:spacing w:after="80" w:before="0"/>
+        <w:ind w:left="720" w:right="180"/>
+      </w:pPr>
+      <w:r>
+        <w:rPr>
+          <w:rFonts w:ascii="Courier New" w:cs="Courier New" w:eastAsia="Courier New" w:hAnsi="Courier New"/>
+          <w:sz w:val="16"/>
+          <w:szCs w:val="16"/>
+        </w:rPr>
+        <w:t xml:space="preserve">dotnet publish -c Release -r win-x64 --self-contained true -p:PublishSingleFile=true -p:PublishReadyToRun=true -o bin\Publish</w:t>
+      </w:r>
+    </w:p>
+    <w:p>
+      <w:pPr>
+        <w:pStyle w:val="ListParagraph"/>
+        <w:numPr>
+          <w:ilvl w:val="0"/>
+          <w:numId w:val="3"/>
+        </w:numPr>
+        <w:spacing w:after="40" w:before="40"/>
+      </w:pPr>
+      <w:r>
+        <w:rPr>
+          <w:sz w:val="20"/>
+          <w:szCs w:val="20"/>
+        </w:rPr>
+        <w:t xml:space="preserve">Output: </w:t>
+      </w:r>
+      <w:r>
+        <w:rPr>
+          <w:rFonts w:ascii="Courier New" w:cs="Courier New" w:eastAsia="Courier New" w:hAnsi="Courier New"/>
+          <w:sz w:val="18"/>
+          <w:szCs w:val="18"/>
+        </w:rPr>
+        <w:t xml:space="preserve">C:\ClaudeOutput\FileExplorer\bin\Publish\FileExplorer.exe</w:t>
+      </w:r>
+    </w:p>
+    <w:p>
+      <w:pPr>
+        <w:spacing w:after="0" w:before="0"/>
+      </w:pPr>
+      <w:r>
+        <w:t xml:space="preserve"/>
+      </w:r>
+    </w:p>
+    <w:p>
+      <w:pPr>
+        <w:pStyle w:val="Heading2"/>
+        <w:pBdr>
+          <w:bottom w:val="single" w:color="2E75B6" w:sz="6" w:space="4"/>
+        </w:pBdr>
+        <w:spacing w:after="100" w:before="240"/>
+      </w:pPr>
+      <w:r>
+        <w:rPr>
+          <w:b/>
+          <w:bCs/>
+          <w:color w:val="2E75B6"/>
+          <w:sz w:val="24"/>
+          <w:szCs w:val="24"/>
+        </w:rPr>
+        <w:t xml:space="preserve">8.5.2  Building the Installer</w:t>
+      </w:r>
+    </w:p>
+    <w:p>
+      <w:pPr>
+        <w:spacing w:after="60" w:before="60"/>
+      </w:pPr>
+      <w:r>
+        <w:rPr>
+          <w:b/>
+          <w:bCs/>
+          <w:sz w:val="20"/>
+          <w:szCs w:val="20"/>
+        </w:rPr>
+        <w:t xml:space="preserve">Prerequisites:</w:t>
+      </w:r>
+      <w:r>
+        <w:rPr>
+          <w:sz w:val="20"/>
+          <w:szCs w:val="20"/>
+        </w:rPr>
+        <w:t xml:space="preserve"> Inno Setup 6 installed at </w:t>
+      </w:r>
+      <w:r>
+        <w:rPr>
+          <w:rFonts w:ascii="Courier New" w:cs="Courier New" w:eastAsia="Courier New" w:hAnsi="Courier New"/>
+          <w:sz w:val="18"/>
+          <w:szCs w:val="18"/>
+        </w:rPr>
+        <w:t xml:space="preserve">C:\Users\rctex\AppData\Local\Programs\Inno Setup 6\</w:t>
+      </w:r>
+    </w:p>
+    <w:p>
+      <w:pPr>
+        <w:spacing w:after="60" w:before="60"/>
+      </w:pPr>
+      <w:r>
+        <w:rPr>
+          <w:sz w:val="20"/>
+          <w:szCs w:val="20"/>
+        </w:rPr>
+        <w:t xml:space="preserve">Steps:</w:t>
+      </w:r>
+    </w:p>
+    <w:p>
+      <w:pPr>
+        <w:pStyle w:val="ListParagraph"/>
+        <w:numPr>
+          <w:ilvl w:val="0"/>
+          <w:numId w:val="4"/>
+        </w:numPr>
+        <w:spacing w:after="40" w:before="40"/>
+      </w:pPr>
+      <w:r>
+        <w:rPr>
+          <w:sz w:val="20"/>
+          <w:szCs w:val="20"/>
+        </w:rPr>
+        <w:t xml:space="preserve">Complete the “Building the Executable” step above first.</w:t>
+      </w:r>
+    </w:p>
+    <w:p>
+      <w:pPr>
+        <w:pStyle w:val="ListParagraph"/>
+        <w:numPr>
+          <w:ilvl w:val="0"/>
+          <w:numId w:val="4"/>
+        </w:numPr>
+        <w:spacing w:after="40" w:before="40"/>
+      </w:pPr>
+      <w:r>
+        <w:rPr>
+          <w:sz w:val="20"/>
+          <w:szCs w:val="20"/>
+        </w:rPr>
+        <w:t xml:space="preserve">Run the Inno Setup compiler:</w:t>
+      </w:r>
+    </w:p>
+    <w:p>
+      <w:pPr>
+        <w:pBdr>
+          <w:top w:val="single" w:color="CCCCCC" w:sz="1"/>
+          <w:left w:val="single" w:color="CCCCCC" w:sz="1"/>
+          <w:bottom w:val="single" w:color="CCCCCC" w:sz="1"/>
+          <w:right w:val="single" w:color="CCCCCC" w:sz="1"/>
+        </w:pBdr>
+        <w:shd w:fill="F2F2F2" w:val="clear"/>
+        <w:spacing w:after="80" w:before="0"/>
+        <w:ind w:left="720" w:right="180"/>
+      </w:pPr>
+      <w:r>
+        <w:rPr>
+          <w:rFonts w:ascii="Courier New" w:cs="Courier New" w:eastAsia="Courier New" w:hAnsi="Courier New"/>
+          <w:sz w:val="16"/>
+          <w:szCs w:val="16"/>
+        </w:rPr>
+        <w:t xml:space="preserve">&amp; "C:\Users\rctex\AppData\Local\Programs\Inno Setup 6\ISCC.exe" "C:\ClaudeOutput\FileExplorer\Installer\FileExplorer.iss"</w:t>
+      </w:r>
+    </w:p>
+    <w:p>
+      <w:pPr>
+        <w:pStyle w:val="ListParagraph"/>
+        <w:numPr>
+          <w:ilvl w:val="0"/>
+          <w:numId w:val="4"/>
+        </w:numPr>
+        <w:spacing w:after="40" w:before="40"/>
+      </w:pPr>
+      <w:r>
+        <w:rPr>
+          <w:sz w:val="20"/>
+          <w:szCs w:val="20"/>
+        </w:rPr>
+        <w:t xml:space="preserve">Output installer: </w:t>
+      </w:r>
+      <w:r>
+        <w:rPr>
+          <w:rFonts w:ascii="Courier New" w:cs="Courier New" w:eastAsia="Courier New" w:hAnsi="Courier New"/>
+          <w:sz w:val="18"/>
+          <w:szCs w:val="18"/>
+        </w:rPr>
+        <w:t xml:space="preserve">C:\ClaudeOutput\FileExplorer\Installer\FileExplorerSetup.exe</w:t>
+      </w:r>
+    </w:p>
+    <w:p>
+      <w:pPr>
+        <w:spacing w:after="60" w:before="60"/>
+      </w:pPr>
+      <w:r>
+        <w:rPr>
+          <w:b/>
+          <w:bCs/>
+          <w:sz w:val="20"/>
+          <w:szCs w:val="20"/>
+        </w:rPr>
+        <w:t xml:space="preserve">Installer script location:</w:t>
+      </w:r>
+      <w:r>
+        <w:rPr>
+          <w:rFonts w:ascii="Courier New" w:cs="Courier New" w:eastAsia="Courier New" w:hAnsi="Courier New"/>
+          <w:sz w:val="18"/>
+          <w:szCs w:val="18"/>
+        </w:rPr>
+        <w:t xml:space="preserve"> C:\ClaudeOutput\FileExplorer\Installer\FileExplorer.iss</w:t>
+      </w:r>
+    </w:p>
+    <w:p>
+      <w:pPr>
+        <w:spacing w:after="60" w:before="60"/>
+      </w:pPr>
+      <w:r>
+        <w:rPr>
+          <w:sz w:val="20"/>
+          <w:szCs w:val="20"/>
+        </w:rPr>
+        <w:t xml:space="preserve">The installer script (FileExplorer.iss) and the wizard images (WizardImage.bmp, WizardSmallImage.bmp) are committed to the repository under the Installer\ folder. Wizard images use the color palette from FileExplorer.ico: #1F4E79 (dark navy), #2E75B6 (steel blue), #B5D2EE (light blue).</w:t>
+      </w:r>
+    </w:p>
+    <w:p>
+      <w:pPr>
+        <w:spacing w:after="0" w:before="0"/>
+      </w:pPr>
+      <w:r>
+        <w:t xml:space="preserve"/>
+      </w:r>
+    </w:p>
+    <w:p>
+      <w:pPr>
         <w:pStyle w:val="Heading1"/>
         <w:shd w:fill="1F4E79" w:val="clear"/>
         <w:spacing w:after="160" w:before="320"/>
@@ -35147,6 +35503,27 @@
       </w:pPr>
     </w:lvl>
   </w:abstractNum>
+  <w:abstractNum w:abstractNumId="3" w15:restartNumberingAfterBreak="0">
+    <w:multiLevelType w:val="hybridMultilevel"/>
+    <w:lvl w:ilvl="0">
+      <w:start w:val="1"/>
+      <w:numFmt w:val="decimal"/>
+      <w:lvlText w:val="%1."/>
+      <w:lvlJc w:val="left"/>
+      <w:pPr>
+        <w:ind w:left="720" w:hanging="360"/>
+      </w:pPr>
+    </w:lvl>
+    <w:lvl w:ilvl="1" w15:tentative="1">
+      <w:start w:val="1"/>
+      <w:numFmt w:val="decimal"/>
+      <w:lvlText w:val="%2."/>
+      <w:lvlJc w:val="left"/>
+      <w:pPr>
+        <w:ind w:left="1440" w:hanging="360"/>
+      </w:pPr>
+    </w:lvl>
+  </w:abstractNum>
   <w:num w:numId="1">
     <w:abstractNumId w:val="1"/>
     <w:lvlOverride w:ilvl="0">
@@ -35155,6 +35532,18 @@
   </w:num>
   <w:num w:numId="2">
     <w:abstractNumId w:val="2"/>
+    <w:lvlOverride w:ilvl="0">
+      <w:startOverride w:val="1"/>
+    </w:lvlOverride>
+  </w:num>
+  <w:num w:numId="3">
+    <w:abstractNumId w:val="3"/>
+    <w:lvlOverride w:ilvl="0">
+      <w:startOverride w:val="1"/>
+    </w:lvlOverride>
+  </w:num>
+  <w:num w:numId="4">
+    <w:abstractNumId w:val="3"/>
     <w:lvlOverride w:ilvl="0">
       <w:startOverride w:val="1"/>
     </w:lvlOverride>

--- a/FileExplorer_TechDoc.docx
+++ b/FileExplorer_TechDoc.docx
@@ -31363,6 +31363,175 @@
     </w:p>
     <w:p>
       <w:pPr>
+        <w:pStyle w:val="Heading2"/>
+        <w:pBdr>
+          <w:bottom w:val="single" w:color="2E75B6" w:sz="6" w:space="4"/>
+        </w:pBdr>
+        <w:spacing w:after="100" w:before="240"/>
+      </w:pPr>
+      <w:r>
+        <w:rPr>
+          <w:b/>
+          <w:bCs/>
+          <w:color w:val="2E75B6"/>
+          <w:sz w:val="24"/>
+          <w:szCs w:val="24"/>
+        </w:rPr>
+        <w:t xml:space="preserve">8.5.3  Existing-Installation Detection</w:t>
+      </w:r>
+    </w:p>
+    <w:p>
+      <w:pPr>
+        <w:spacing w:after="60" w:before="60"/>
+      </w:pPr>
+      <w:r>
+        <w:rPr>
+          <w:sz w:val="20"/>
+          <w:szCs w:val="20"/>
+        </w:rPr>
+        <w:t xml:space="preserve">The installer script (FileExplorer.iss) contains a [Code] section with three Pascal functions that implement detection and branching before the wizard appears:</w:t>
+      </w:r>
+    </w:p>
+    <w:p>
+      <w:pPr>
+        <w:spacing w:after="40" w:before="40"/>
+        <w:ind w:left="360"/>
+      </w:pPr>
+      <w:r>
+        <w:rPr>
+          <w:b/>
+          <w:sz w:val="20"/>
+          <w:szCs w:val="20"/>
+        </w:rPr>
+        <w:t xml:space="preserve">GetUninstallString</w:t>
+      </w:r>
+      <w:r>
+        <w:rPr>
+          <w:sz w:val="20"/>
+          <w:szCs w:val="20"/>
+        </w:rPr>
+        <w:t xml:space="preserve"> — reads HKLM\Software\Microsoft\Windows\CurrentVersion\Uninstall\{AppId}_is1 to retrieve the uninstall string. Falls back to HKCU if the HKLM key is absent (per-user install).</w:t>
+      </w:r>
+    </w:p>
+    <w:p>
+      <w:pPr>
+        <w:spacing w:after="40" w:before="40"/>
+        <w:ind w:left="360"/>
+      </w:pPr>
+      <w:r>
+        <w:rPr>
+          <w:b/>
+          <w:sz w:val="20"/>
+          <w:szCs w:val="20"/>
+        </w:rPr>
+        <w:t xml:space="preserve">IsAlreadyInstalled</w:t>
+      </w:r>
+      <w:r>
+        <w:rPr>
+          <w:sz w:val="20"/>
+          <w:szCs w:val="20"/>
+        </w:rPr>
+        <w:t xml:space="preserve"> — returns True when GetUninstallString returns a non-empty string, indicating a prior installation exists.</w:t>
+      </w:r>
+    </w:p>
+    <w:p>
+      <w:pPr>
+        <w:spacing w:after="40" w:before="40"/>
+        <w:ind w:left="360"/>
+      </w:pPr>
+      <w:r>
+        <w:rPr>
+          <w:b/>
+          <w:sz w:val="20"/>
+          <w:szCs w:val="20"/>
+        </w:rPr>
+        <w:t xml:space="preserve">InitializeSetup</w:t>
+      </w:r>
+      <w:r>
+        <w:rPr>
+          <w:sz w:val="20"/>
+          <w:szCs w:val="20"/>
+        </w:rPr>
+        <w:t xml:space="preserve"> — the Inno Setup entry-point hook called before the wizard appears. If IsAlreadyInstalled returns True, a MsgBox is shown with the caption “File Explorer is already installed” and three choices:</w:t>
+      </w:r>
+    </w:p>
+    <w:p>
+      <w:pPr>
+        <w:spacing w:after="40" w:before="40"/>
+        <w:ind w:left="720"/>
+      </w:pPr>
+      <w:r>
+        <w:rPr>
+          <w:b/>
+          <w:sz w:val="20"/>
+          <w:szCs w:val="20"/>
+        </w:rPr>
+        <w:t xml:space="preserve">Yes (Repair)</w:t>
+      </w:r>
+      <w:r>
+        <w:rPr>
+          <w:sz w:val="20"/>
+          <w:szCs w:val="20"/>
+        </w:rPr>
+        <w:t xml:space="preserve"> — setup continues normally into the wizard. Existing files are overwritten in-place; no uninstall step is performed.</w:t>
+      </w:r>
+    </w:p>
+    <w:p>
+      <w:pPr>
+        <w:spacing w:after="40" w:before="40"/>
+        <w:ind w:left="720"/>
+      </w:pPr>
+      <w:r>
+        <w:rPr>
+          <w:b/>
+          <w:sz w:val="20"/>
+          <w:szCs w:val="20"/>
+        </w:rPr>
+        <w:t xml:space="preserve">No (Uninstall)</w:t>
+      </w:r>
+      <w:r>
+        <w:rPr>
+          <w:sz w:val="20"/>
+          <w:szCs w:val="20"/>
+        </w:rPr>
+        <w:t xml:space="preserve"> — the existing uninstaller runs silently (Exec with /SILENT flag). A confirmation message is shown on completion, then InitializeSetup returns False so setup exits without reinstalling.</w:t>
+      </w:r>
+    </w:p>
+    <w:p>
+      <w:pPr>
+        <w:spacing w:after="40" w:before="40"/>
+        <w:ind w:left="720"/>
+      </w:pPr>
+      <w:r>
+        <w:rPr>
+          <w:b/>
+          <w:sz w:val="20"/>
+          <w:szCs w:val="20"/>
+        </w:rPr>
+        <w:t xml:space="preserve">Cancel</w:t>
+      </w:r>
+      <w:r>
+        <w:rPr>
+          <w:sz w:val="20"/>
+          <w:szCs w:val="20"/>
+        </w:rPr>
+        <w:t xml:space="preserve"> — InitializeSetup returns False immediately; setup exits without making any changes.</w:t>
+      </w:r>
+    </w:p>
+    <w:p>
+      <w:pPr>
+        <w:spacing w:after="60" w:before="60"/>
+      </w:pPr>
+      <w:r>
+        <w:rPr>
+          <w:sz w:val="20"/>
+          <w:szCs w:val="20"/>
+        </w:rPr>
+        <w:t xml:space="preserve">When IsAlreadyInstalled returns False (no prior installation detected), InitializeSetup returns True immediately and the normal setup wizard runs without displaying the dialog.</w:t>
+      </w:r>
+    </w:p>
+    <w:p>
+      <w:pPr>
         <w:spacing w:after="0" w:before="0"/>
       </w:pPr>
       <w:r>
